--- a/Projects/Fraud/Valuation/EVAL_Estimation_Summary_FeatureWise_Client.docx
+++ b/Projects/Fraud/Valuation/EVAL_Estimation_Summary_FeatureWise_Client.docx
@@ -199,7 +199,7 @@
                 <w:b w:val="0"/>
                 <w:sz w:val="20"/>
               </w:rPr>
-              <w:t>2,680</w:t>
+              <w:t>4,481</w:t>
             </w:r>
           </w:p>
         </w:tc>
@@ -281,7 +281,7 @@
                 <w:b w:val="0"/>
                 <w:sz w:val="20"/>
               </w:rPr>
-              <w:t>2,680</w:t>
+              <w:t>4,481</w:t>
             </w:r>
           </w:p>
         </w:tc>
@@ -579,7 +579,7 @@
                 <w:b w:val="0"/>
                 <w:sz w:val="20"/>
               </w:rPr>
-              <w:t>171</w:t>
+              <w:t>312</w:t>
             </w:r>
           </w:p>
         </w:tc>
@@ -598,7 +598,7 @@
                 <w:b w:val="0"/>
                 <w:sz w:val="20"/>
               </w:rPr>
-              <w:t>6.4%</w:t>
+              <w:t>7.0%</w:t>
             </w:r>
           </w:p>
         </w:tc>
@@ -680,7 +680,7 @@
                 <w:b w:val="0"/>
                 <w:sz w:val="20"/>
               </w:rPr>
-              <w:t>312</w:t>
+              <w:t>539</w:t>
             </w:r>
           </w:p>
         </w:tc>
@@ -700,7 +700,7 @@
                 <w:b w:val="0"/>
                 <w:sz w:val="20"/>
               </w:rPr>
-              <w:t>11.6%</w:t>
+              <w:t>12.0%</w:t>
             </w:r>
           </w:p>
         </w:tc>
@@ -778,7 +778,7 @@
                 <w:b w:val="0"/>
                 <w:sz w:val="20"/>
               </w:rPr>
-              <w:t>304</w:t>
+              <w:t>554</w:t>
             </w:r>
           </w:p>
         </w:tc>
@@ -797,7 +797,7 @@
                 <w:b w:val="0"/>
                 <w:sz w:val="20"/>
               </w:rPr>
-              <w:t>11.3%</w:t>
+              <w:t>12.4%</w:t>
             </w:r>
           </w:p>
         </w:tc>
@@ -879,7 +879,7 @@
                 <w:b w:val="0"/>
                 <w:sz w:val="20"/>
               </w:rPr>
-              <w:t>377</w:t>
+              <w:t>607</w:t>
             </w:r>
           </w:p>
         </w:tc>
@@ -899,7 +899,7 @@
                 <w:b w:val="0"/>
                 <w:sz w:val="20"/>
               </w:rPr>
-              <w:t>14.1%</w:t>
+              <w:t>13.5%</w:t>
             </w:r>
           </w:p>
         </w:tc>
@@ -977,7 +977,7 @@
                 <w:b w:val="0"/>
                 <w:sz w:val="20"/>
               </w:rPr>
-              <w:t>483</w:t>
+              <w:t>745</w:t>
             </w:r>
           </w:p>
         </w:tc>
@@ -996,7 +996,7 @@
                 <w:b w:val="0"/>
                 <w:sz w:val="20"/>
               </w:rPr>
-              <w:t>18.0%</w:t>
+              <w:t>16.6%</w:t>
             </w:r>
           </w:p>
         </w:tc>
@@ -1078,7 +1078,7 @@
                 <w:b w:val="0"/>
                 <w:sz w:val="20"/>
               </w:rPr>
-              <w:t>338</w:t>
+              <w:t>564</w:t>
             </w:r>
           </w:p>
         </w:tc>
@@ -1176,7 +1176,7 @@
                 <w:b w:val="0"/>
                 <w:sz w:val="20"/>
               </w:rPr>
-              <w:t>253</w:t>
+              <w:t>456</w:t>
             </w:r>
           </w:p>
         </w:tc>
@@ -1195,7 +1195,7 @@
                 <w:b w:val="0"/>
                 <w:sz w:val="20"/>
               </w:rPr>
-              <w:t>9.4%</w:t>
+              <w:t>10.2%</w:t>
             </w:r>
           </w:p>
         </w:tc>
@@ -1277,7 +1277,7 @@
                 <w:b w:val="0"/>
                 <w:sz w:val="20"/>
               </w:rPr>
-              <w:t>90</w:t>
+              <w:t>179</w:t>
             </w:r>
           </w:p>
         </w:tc>
@@ -1297,7 +1297,7 @@
                 <w:b w:val="0"/>
                 <w:sz w:val="20"/>
               </w:rPr>
-              <w:t>3.4%</w:t>
+              <w:t>4.0%</w:t>
             </w:r>
           </w:p>
         </w:tc>
@@ -1375,7 +1375,7 @@
                 <w:b w:val="0"/>
                 <w:sz w:val="20"/>
               </w:rPr>
-              <w:t>352</w:t>
+              <w:t>525</w:t>
             </w:r>
           </w:p>
         </w:tc>
@@ -1394,7 +1394,7 @@
                 <w:b w:val="0"/>
                 <w:sz w:val="20"/>
               </w:rPr>
-              <w:t>13.1%</w:t>
+              <w:t>11.7%</w:t>
             </w:r>
           </w:p>
         </w:tc>
@@ -1475,7 +1475,7 @@
                 <w:b w:val="0"/>
                 <w:sz w:val="20"/>
               </w:rPr>
-              <w:t>2,680</w:t>
+              <w:t>4,481</w:t>
             </w:r>
           </w:p>
         </w:tc>
@@ -1515,7 +1515,7 @@
         <w:pStyle w:val="Heading2"/>
       </w:pPr>
       <w:r>
-        <w:t>01. Shared User &amp; Access Control (consumed) — 171 hours</w:t>
+        <w:t>01. Shared User &amp; Access Control (consumed) — 312 hours</w:t>
       </w:r>
     </w:p>
     <w:tbl>
@@ -1678,7 +1678,7 @@
                 <w:b w:val="0"/>
                 <w:sz w:val="20"/>
               </w:rPr>
-              <w:t>31</w:t>
+              <w:t>62</w:t>
             </w:r>
           </w:p>
         </w:tc>
@@ -1759,7 +1759,7 @@
                 <w:b w:val="0"/>
                 <w:sz w:val="20"/>
               </w:rPr>
-              <w:t>30</w:t>
+              <w:t>60</w:t>
             </w:r>
           </w:p>
         </w:tc>
@@ -1838,7 +1838,7 @@
                 <w:b w:val="0"/>
                 <w:sz w:val="20"/>
               </w:rPr>
-              <w:t>39</w:t>
+              <w:t>67</w:t>
             </w:r>
           </w:p>
         </w:tc>
@@ -1919,7 +1919,7 @@
                 <w:b w:val="0"/>
                 <w:sz w:val="20"/>
               </w:rPr>
-              <w:t>43</w:t>
+              <w:t>71</w:t>
             </w:r>
           </w:p>
         </w:tc>
@@ -1998,7 +1998,7 @@
                 <w:b w:val="0"/>
                 <w:sz w:val="20"/>
               </w:rPr>
-              <w:t>28</w:t>
+              <w:t>52</w:t>
             </w:r>
           </w:p>
         </w:tc>
@@ -2029,7 +2029,7 @@
         <w:pStyle w:val="Heading2"/>
       </w:pPr>
       <w:r>
-        <w:t>02. Valuation Masters, Property Coding &amp; References — 312 hours</w:t>
+        <w:t>02. Valuation Masters, Property Coding &amp; References — 539 hours</w:t>
       </w:r>
     </w:p>
     <w:tbl>
@@ -2192,7 +2192,7 @@
                 <w:b w:val="0"/>
                 <w:sz w:val="20"/>
               </w:rPr>
-              <w:t>43</w:t>
+              <w:t>71</w:t>
             </w:r>
           </w:p>
         </w:tc>
@@ -2273,7 +2273,7 @@
                 <w:b w:val="0"/>
                 <w:sz w:val="20"/>
               </w:rPr>
-              <w:t>18</w:t>
+              <w:t>49</w:t>
             </w:r>
           </w:p>
         </w:tc>
@@ -2352,7 +2352,7 @@
                 <w:b w:val="0"/>
                 <w:sz w:val="20"/>
               </w:rPr>
-              <w:t>32</w:t>
+              <w:t>56</w:t>
             </w:r>
           </w:p>
         </w:tc>
@@ -2433,7 +2433,7 @@
                 <w:b w:val="0"/>
                 <w:sz w:val="20"/>
               </w:rPr>
-              <w:t>34</w:t>
+              <w:t>62</w:t>
             </w:r>
           </w:p>
         </w:tc>
@@ -2512,7 +2512,7 @@
                 <w:b w:val="0"/>
                 <w:sz w:val="20"/>
               </w:rPr>
-              <w:t>42</w:t>
+              <w:t>72</w:t>
             </w:r>
           </w:p>
         </w:tc>
@@ -2593,7 +2593,7 @@
                 <w:b w:val="0"/>
                 <w:sz w:val="20"/>
               </w:rPr>
-              <w:t>22</w:t>
+              <w:t>52</w:t>
             </w:r>
           </w:p>
         </w:tc>
@@ -2672,7 +2672,7 @@
                 <w:b w:val="0"/>
                 <w:sz w:val="20"/>
               </w:rPr>
-              <w:t>29</w:t>
+              <w:t>57</w:t>
             </w:r>
           </w:p>
         </w:tc>
@@ -2753,7 +2753,7 @@
                 <w:b w:val="0"/>
                 <w:sz w:val="20"/>
               </w:rPr>
-              <w:t>92</w:t>
+              <w:t>120</w:t>
             </w:r>
           </w:p>
         </w:tc>
@@ -2785,7 +2785,7 @@
         <w:pStyle w:val="Heading2"/>
       </w:pPr>
       <w:r>
-        <w:t>03. Immovable Asset Register (3(2) &amp; Office Capture) — 304 hours</w:t>
+        <w:t>03. Immovable Asset Register (3(2) &amp; Office Capture) — 554 hours</w:t>
       </w:r>
     </w:p>
     <w:tbl>
@@ -2948,7 +2948,7 @@
                 <w:b w:val="0"/>
                 <w:sz w:val="20"/>
               </w:rPr>
-              <w:t>51</w:t>
+              <w:t>79</w:t>
             </w:r>
           </w:p>
         </w:tc>
@@ -3029,7 +3029,7 @@
                 <w:b w:val="0"/>
                 <w:sz w:val="20"/>
               </w:rPr>
-              <w:t>32</w:t>
+              <w:t>62</w:t>
             </w:r>
           </w:p>
         </w:tc>
@@ -3108,7 +3108,7 @@
                 <w:b w:val="0"/>
                 <w:sz w:val="20"/>
               </w:rPr>
-              <w:t>28</w:t>
+              <w:t>56</w:t>
             </w:r>
           </w:p>
         </w:tc>
@@ -3189,7 +3189,7 @@
                 <w:b w:val="0"/>
                 <w:sz w:val="20"/>
               </w:rPr>
-              <w:t>38</w:t>
+              <w:t>68</w:t>
             </w:r>
           </w:p>
         </w:tc>
@@ -3268,7 +3268,7 @@
                 <w:b w:val="0"/>
                 <w:sz w:val="20"/>
               </w:rPr>
-              <w:t>34</w:t>
+              <w:t>56</w:t>
             </w:r>
           </w:p>
         </w:tc>
@@ -3349,7 +3349,7 @@
                 <w:b w:val="0"/>
                 <w:sz w:val="20"/>
               </w:rPr>
-              <w:t>22</w:t>
+              <w:t>52</w:t>
             </w:r>
           </w:p>
         </w:tc>
@@ -3428,7 +3428,7 @@
                 <w:b w:val="0"/>
                 <w:sz w:val="20"/>
               </w:rPr>
-              <w:t>39</w:t>
+              <w:t>69</w:t>
             </w:r>
           </w:p>
         </w:tc>
@@ -3509,7 +3509,7 @@
                 <w:b w:val="0"/>
                 <w:sz w:val="20"/>
               </w:rPr>
-              <w:t>37</w:t>
+              <w:t>65</w:t>
             </w:r>
           </w:p>
         </w:tc>
@@ -3588,7 +3588,7 @@
                 <w:b w:val="0"/>
                 <w:sz w:val="20"/>
               </w:rPr>
-              <w:t>23</w:t>
+              <w:t>47</w:t>
             </w:r>
           </w:p>
         </w:tc>
@@ -3619,7 +3619,7 @@
         <w:pStyle w:val="Heading2"/>
       </w:pPr>
       <w:r>
-        <w:t>04. Valuer Assignment &amp; GIS Field Capture (Data Capturing – I) — 377 hours</w:t>
+        <w:t>04. Valuer Assignment &amp; GIS Field Capture (Data Capturing – I) — 607 hours</w:t>
       </w:r>
     </w:p>
     <w:tbl>
@@ -3782,7 +3782,7 @@
                 <w:b w:val="0"/>
                 <w:sz w:val="20"/>
               </w:rPr>
-              <w:t>30</w:t>
+              <w:t>58</w:t>
             </w:r>
           </w:p>
         </w:tc>
@@ -3863,7 +3863,7 @@
                 <w:b w:val="0"/>
                 <w:sz w:val="20"/>
               </w:rPr>
-              <w:t>18</w:t>
+              <w:t>49</w:t>
             </w:r>
           </w:p>
         </w:tc>
@@ -3942,7 +3942,7 @@
                 <w:b w:val="0"/>
                 <w:sz w:val="20"/>
               </w:rPr>
-              <w:t>22</w:t>
+              <w:t>53</w:t>
             </w:r>
           </w:p>
         </w:tc>
@@ -4023,7 +4023,7 @@
                 <w:b w:val="0"/>
                 <w:sz w:val="20"/>
               </w:rPr>
-              <w:t>35</w:t>
+              <w:t>63</w:t>
             </w:r>
           </w:p>
         </w:tc>
@@ -4102,7 +4102,7 @@
                 <w:b w:val="0"/>
                 <w:sz w:val="20"/>
               </w:rPr>
-              <w:t>84</w:t>
+              <w:t>112</w:t>
             </w:r>
           </w:p>
         </w:tc>
@@ -4183,7 +4183,7 @@
                 <w:b w:val="0"/>
                 <w:sz w:val="20"/>
               </w:rPr>
-              <w:t>92</w:t>
+              <w:t>120</w:t>
             </w:r>
           </w:p>
         </w:tc>
@@ -4262,7 +4262,7 @@
                 <w:b w:val="0"/>
                 <w:sz w:val="20"/>
               </w:rPr>
-              <w:t>55</w:t>
+              <w:t>83</w:t>
             </w:r>
           </w:p>
         </w:tc>
@@ -4343,7 +4343,7 @@
                 <w:b w:val="0"/>
                 <w:sz w:val="20"/>
               </w:rPr>
-              <w:t>41</w:t>
+              <w:t>69</w:t>
             </w:r>
           </w:p>
         </w:tc>
@@ -4375,7 +4375,7 @@
         <w:pStyle w:val="Heading2"/>
       </w:pPr>
       <w:r>
-        <w:t>05. Immovable Valuation Methods &amp; Statutory Forms (Data Capturing – II) — 483 hours</w:t>
+        <w:t>05. Immovable Valuation Methods &amp; Statutory Forms (Data Capturing – II) — 745 hours</w:t>
       </w:r>
     </w:p>
     <w:tbl>
@@ -4538,7 +4538,7 @@
                 <w:b w:val="0"/>
                 <w:sz w:val="20"/>
               </w:rPr>
-              <w:t>26</w:t>
+              <w:t>56</w:t>
             </w:r>
           </w:p>
         </w:tc>
@@ -4619,7 +4619,7 @@
                 <w:b w:val="0"/>
                 <w:sz w:val="20"/>
               </w:rPr>
-              <w:t>54</w:t>
+              <w:t>80</w:t>
             </w:r>
           </w:p>
         </w:tc>
@@ -4698,7 +4698,7 @@
                 <w:b w:val="0"/>
                 <w:sz w:val="20"/>
               </w:rPr>
-              <w:t>39</w:t>
+              <w:t>67</w:t>
             </w:r>
           </w:p>
         </w:tc>
@@ -4779,7 +4779,7 @@
                 <w:b w:val="0"/>
                 <w:sz w:val="20"/>
               </w:rPr>
-              <w:t>29</w:t>
+              <w:t>59</w:t>
             </w:r>
           </w:p>
         </w:tc>
@@ -4858,7 +4858,7 @@
                 <w:b w:val="0"/>
                 <w:sz w:val="20"/>
               </w:rPr>
-              <w:t>64</w:t>
+              <w:t>86</w:t>
             </w:r>
           </w:p>
         </w:tc>
@@ -4939,7 +4939,7 @@
                 <w:b w:val="0"/>
                 <w:sz w:val="20"/>
               </w:rPr>
-              <w:t>35</w:t>
+              <w:t>63</w:t>
             </w:r>
           </w:p>
         </w:tc>
@@ -5018,7 +5018,7 @@
                 <w:b w:val="0"/>
                 <w:sz w:val="20"/>
               </w:rPr>
-              <w:t>58</w:t>
+              <w:t>84</w:t>
             </w:r>
           </w:p>
         </w:tc>
@@ -5099,7 +5099,7 @@
                 <w:b w:val="0"/>
                 <w:sz w:val="20"/>
               </w:rPr>
-              <w:t>66</w:t>
+              <w:t>86</w:t>
             </w:r>
           </w:p>
         </w:tc>
@@ -5178,7 +5178,7 @@
                 <w:b w:val="0"/>
                 <w:sz w:val="20"/>
               </w:rPr>
-              <w:t>32</w:t>
+              <w:t>62</w:t>
             </w:r>
           </w:p>
         </w:tc>
@@ -5259,7 +5259,7 @@
                 <w:b w:val="0"/>
                 <w:sz w:val="20"/>
               </w:rPr>
-              <w:t>80</w:t>
+              <w:t>102</w:t>
             </w:r>
           </w:p>
         </w:tc>
@@ -5291,7 +5291,7 @@
         <w:pStyle w:val="Heading2"/>
       </w:pPr>
       <w:r>
-        <w:t>06. Movables QR Coding &amp; Valuation (eValueM) — 338 hours</w:t>
+        <w:t>06. Movables QR Coding &amp; Valuation (eValueM) — 564 hours</w:t>
       </w:r>
     </w:p>
     <w:tbl>
@@ -5454,7 +5454,7 @@
                 <w:b w:val="0"/>
                 <w:sz w:val="20"/>
               </w:rPr>
-              <w:t>34</w:t>
+              <w:t>62</w:t>
             </w:r>
           </w:p>
         </w:tc>
@@ -5535,7 +5535,7 @@
                 <w:b w:val="0"/>
                 <w:sz w:val="20"/>
               </w:rPr>
-              <w:t>24</w:t>
+              <w:t>54</w:t>
             </w:r>
           </w:p>
         </w:tc>
@@ -5614,7 +5614,7 @@
                 <w:b w:val="0"/>
                 <w:sz w:val="20"/>
               </w:rPr>
-              <w:t>22</w:t>
+              <w:t>52</w:t>
             </w:r>
           </w:p>
         </w:tc>
@@ -5695,7 +5695,7 @@
                 <w:b w:val="0"/>
                 <w:sz w:val="20"/>
               </w:rPr>
-              <w:t>49</w:t>
+              <w:t>77</w:t>
             </w:r>
           </w:p>
         </w:tc>
@@ -5774,7 +5774,7 @@
                 <w:b w:val="0"/>
                 <w:sz w:val="20"/>
               </w:rPr>
-              <w:t>43</w:t>
+              <w:t>71</w:t>
             </w:r>
           </w:p>
         </w:tc>
@@ -5855,7 +5855,7 @@
                 <w:b w:val="0"/>
                 <w:sz w:val="20"/>
               </w:rPr>
-              <w:t>62</w:t>
+              <w:t>88</w:t>
             </w:r>
           </w:p>
         </w:tc>
@@ -5934,7 +5934,7 @@
                 <w:b w:val="0"/>
                 <w:sz w:val="20"/>
               </w:rPr>
-              <w:t>44</w:t>
+              <w:t>72</w:t>
             </w:r>
           </w:p>
         </w:tc>
@@ -6015,7 +6015,7 @@
                 <w:b w:val="0"/>
                 <w:sz w:val="20"/>
               </w:rPr>
-              <w:t>60</w:t>
+              <w:t>88</w:t>
             </w:r>
           </w:p>
         </w:tc>
@@ -6047,7 +6047,7 @@
         <w:pStyle w:val="Heading2"/>
       </w:pPr>
       <w:r>
-        <w:t>07. CA Assessment, MIS Reports &amp; Auction-Display Photos — 253 hours</w:t>
+        <w:t>07. CA Assessment, MIS Reports &amp; Auction-Display Photos — 456 hours</w:t>
       </w:r>
     </w:p>
     <w:tbl>
@@ -6210,7 +6210,7 @@
                 <w:b w:val="0"/>
                 <w:sz w:val="20"/>
               </w:rPr>
-              <w:t>52</w:t>
+              <w:t>80</w:t>
             </w:r>
           </w:p>
         </w:tc>
@@ -6291,7 +6291,7 @@
                 <w:b w:val="0"/>
                 <w:sz w:val="20"/>
               </w:rPr>
-              <w:t>39</w:t>
+              <w:t>67</w:t>
             </w:r>
           </w:p>
         </w:tc>
@@ -6370,7 +6370,7 @@
                 <w:b w:val="0"/>
                 <w:sz w:val="20"/>
               </w:rPr>
-              <w:t>30</w:t>
+              <w:t>60</w:t>
             </w:r>
           </w:p>
         </w:tc>
@@ -6451,7 +6451,7 @@
                 <w:b w:val="0"/>
                 <w:sz w:val="20"/>
               </w:rPr>
-              <w:t>41</w:t>
+              <w:t>69</w:t>
             </w:r>
           </w:p>
         </w:tc>
@@ -6530,7 +6530,7 @@
                 <w:b w:val="0"/>
                 <w:sz w:val="20"/>
               </w:rPr>
-              <w:t>14</w:t>
+              <w:t>45</w:t>
             </w:r>
           </w:p>
         </w:tc>
@@ -6611,7 +6611,7 @@
                 <w:b w:val="0"/>
                 <w:sz w:val="20"/>
               </w:rPr>
-              <w:t>26</w:t>
+              <w:t>56</w:t>
             </w:r>
           </w:p>
         </w:tc>
@@ -6690,7 +6690,7 @@
                 <w:b w:val="0"/>
                 <w:sz w:val="20"/>
               </w:rPr>
-              <w:t>51</w:t>
+              <w:t>79</w:t>
             </w:r>
           </w:p>
         </w:tc>
@@ -6721,7 +6721,7 @@
         <w:pStyle w:val="Heading2"/>
       </w:pPr>
       <w:r>
-        <w:t>08. Valuer Billing — 90 hours</w:t>
+        <w:t>08. Valuer Billing — 179 hours</w:t>
       </w:r>
     </w:p>
     <w:tbl>
@@ -6884,7 +6884,7 @@
                 <w:b w:val="0"/>
                 <w:sz w:val="20"/>
               </w:rPr>
-              <w:t>25</w:t>
+              <w:t>56</w:t>
             </w:r>
           </w:p>
         </w:tc>
@@ -6965,7 +6965,7 @@
                 <w:b w:val="0"/>
                 <w:sz w:val="20"/>
               </w:rPr>
-              <w:t>39</w:t>
+              <w:t>67</w:t>
             </w:r>
           </w:p>
         </w:tc>
@@ -7044,7 +7044,7 @@
                 <w:b w:val="0"/>
                 <w:sz w:val="20"/>
               </w:rPr>
-              <w:t>26</w:t>
+              <w:t>56</w:t>
             </w:r>
           </w:p>
         </w:tc>
@@ -7075,7 +7075,7 @@
         <w:pStyle w:val="Heading2"/>
       </w:pPr>
       <w:r>
-        <w:t>09. Valuation Android Application (Approved Valuers) — 352 hours</w:t>
+        <w:t>09. Valuation Android Application (Approved Valuers) — 525 hours</w:t>
       </w:r>
     </w:p>
     <w:tbl>
@@ -7238,7 +7238,7 @@
                 <w:b w:val="0"/>
                 <w:sz w:val="20"/>
               </w:rPr>
-              <w:t>41</w:t>
+              <w:t>71</w:t>
             </w:r>
           </w:p>
         </w:tc>
@@ -7319,7 +7319,7 @@
                 <w:b w:val="0"/>
                 <w:sz w:val="20"/>
               </w:rPr>
-              <w:t>51</w:t>
+              <w:t>79</w:t>
             </w:r>
           </w:p>
         </w:tc>
@@ -7398,7 +7398,7 @@
                 <w:b w:val="0"/>
                 <w:sz w:val="20"/>
               </w:rPr>
-              <w:t>92</w:t>
+              <w:t>120</w:t>
             </w:r>
           </w:p>
         </w:tc>
@@ -7479,7 +7479,7 @@
                 <w:b w:val="0"/>
                 <w:sz w:val="20"/>
               </w:rPr>
-              <w:t>60</w:t>
+              <w:t>88</w:t>
             </w:r>
           </w:p>
         </w:tc>
@@ -7558,7 +7558,7 @@
                 <w:b w:val="0"/>
                 <w:sz w:val="20"/>
               </w:rPr>
-              <w:t>65</w:t>
+              <w:t>93</w:t>
             </w:r>
           </w:p>
         </w:tc>
@@ -7639,7 +7639,7 @@
                 <w:b w:val="0"/>
                 <w:sz w:val="20"/>
               </w:rPr>
-              <w:t>43</w:t>
+              <w:t>74</w:t>
             </w:r>
           </w:p>
         </w:tc>
@@ -7771,7 +7771,7 @@
                 <w:b w:val="0"/>
                 <w:sz w:val="20"/>
               </w:rPr>
-              <w:t>483</w:t>
+              <w:t>851</w:t>
             </w:r>
           </w:p>
         </w:tc>
@@ -7813,7 +7813,7 @@
                 <w:b w:val="0"/>
                 <w:sz w:val="20"/>
               </w:rPr>
-              <w:t>2,197</w:t>
+              <w:t>3,630</w:t>
             </w:r>
           </w:p>
         </w:tc>
@@ -7853,7 +7853,7 @@
                 <w:b w:val="0"/>
                 <w:sz w:val="20"/>
               </w:rPr>
-              <w:t>2,680</w:t>
+              <w:t>4,481</w:t>
             </w:r>
           </w:p>
         </w:tc>
@@ -8009,7 +8009,7 @@
                 <w:b w:val="0"/>
                 <w:sz w:val="20"/>
               </w:rPr>
-              <w:t>92</w:t>
+              <w:t>120</w:t>
             </w:r>
           </w:p>
         </w:tc>
@@ -8071,7 +8071,7 @@
                 <w:b w:val="0"/>
                 <w:sz w:val="20"/>
               </w:rPr>
-              <w:t>92</w:t>
+              <w:t>120</w:t>
             </w:r>
           </w:p>
         </w:tc>
@@ -8130,7 +8130,7 @@
                 <w:b w:val="0"/>
                 <w:sz w:val="20"/>
               </w:rPr>
-              <w:t>92</w:t>
+              <w:t>120</w:t>
             </w:r>
           </w:p>
         </w:tc>
@@ -8192,7 +8192,7 @@
                 <w:b w:val="0"/>
                 <w:sz w:val="20"/>
               </w:rPr>
-              <w:t>84</w:t>
+              <w:t>112</w:t>
             </w:r>
           </w:p>
         </w:tc>
@@ -8251,7 +8251,7 @@
                 <w:b w:val="0"/>
                 <w:sz w:val="20"/>
               </w:rPr>
-              <w:t>80</w:t>
+              <w:t>102</w:t>
             </w:r>
           </w:p>
         </w:tc>
@@ -8273,7 +8273,7 @@
                 <w:b w:val="0"/>
                 <w:sz w:val="20"/>
               </w:rPr>
-              <w:t>F05-008</w:t>
+              <w:t>F09-005</w:t>
             </w:r>
           </w:p>
         </w:tc>
@@ -8293,7 +8293,7 @@
                 <w:b w:val="0"/>
                 <w:sz w:val="20"/>
               </w:rPr>
-              <w:t>Forms V-2, V-3 and V-4</w:t>
+              <w:t>Submit field package to web for CA</w:t>
             </w:r>
           </w:p>
         </w:tc>
@@ -8313,7 +8313,7 @@
                 <w:b w:val="0"/>
                 <w:sz w:val="20"/>
               </w:rPr>
-              <w:t>66</w:t>
+              <w:t>93</w:t>
             </w:r>
           </w:p>
         </w:tc>
@@ -8334,7 +8334,7 @@
                 <w:b w:val="0"/>
                 <w:sz w:val="20"/>
               </w:rPr>
-              <w:t>F09-005</w:t>
+              <w:t>F09-004</w:t>
             </w:r>
           </w:p>
         </w:tc>
@@ -8353,7 +8353,7 @@
                 <w:b w:val="0"/>
                 <w:sz w:val="20"/>
               </w:rPr>
-              <w:t>Submit field package to web for CA</w:t>
+              <w:t>Method-specific remaining entry on Android</w:t>
             </w:r>
           </w:p>
         </w:tc>
@@ -8372,7 +8372,7 @@
                 <w:b w:val="0"/>
                 <w:sz w:val="20"/>
               </w:rPr>
-              <w:t>65</w:t>
+              <w:t>88</w:t>
             </w:r>
           </w:p>
         </w:tc>
@@ -8394,7 +8394,7 @@
                 <w:b w:val="0"/>
                 <w:sz w:val="20"/>
               </w:rPr>
-              <w:t>F05-005</w:t>
+              <w:t>F06-008</w:t>
             </w:r>
           </w:p>
         </w:tc>
@@ -8414,7 +8414,7 @@
                 <w:b w:val="0"/>
                 <w:sz w:val="20"/>
               </w:rPr>
-              <w:t>Land and Building method with adjustments and depreciation</w:t>
+              <w:t>Cash and foreign currency handover; RBI damaged-note application</w:t>
             </w:r>
           </w:p>
         </w:tc>
@@ -8434,7 +8434,7 @@
                 <w:b w:val="0"/>
                 <w:sz w:val="20"/>
               </w:rPr>
-              <w:t>64</w:t>
+              <w:t>88</w:t>
             </w:r>
           </w:p>
         </w:tc>
